--- a/docs/submission/final/appendix2_consent-form.docx
+++ b/docs/submission/final/appendix2_consent-form.docx
@@ -16,7 +16,7 @@
         <w:pStyle w:val="BlockText"/>
       </w:pPr>
       <w:r>
-        <w:t xml:space="preserve">공식 양식(docx)에 옮겨 적기 위한 작성본. 「○○ (본인 작성)」 부분만 본인이 채우면 됩니다.</w:t>
+        <w:t xml:space="preserve">공식 양식(docx)에 옮겨 적기 위한 작성본. 이재철 (인) 부분만 본인이 채우면 됩니다.</w:t>
       </w:r>
     </w:p>
     <w:bookmarkStart w:id="20" w:name="개인정보-수집이용-동의"/>
@@ -355,7 +355,7 @@
         <w:pStyle w:val="Compact"/>
       </w:pPr>
       <w:r>
-        <w:t xml:space="preserve">제출일: 「2026년 ○○월 ○○일 (본인 작성)」</w:t>
+        <w:t xml:space="preserve">제출일: 2026년 06월 09일</w:t>
       </w:r>
     </w:p>
     <w:p>
@@ -367,7 +367,7 @@
         <w:pStyle w:val="Compact"/>
       </w:pPr>
       <w:r>
-        <w:t xml:space="preserve">신청자(대표자): 「성명 (본인 작성)」 (서명: 「서명 (본인 작성)」)</w:t>
+        <w:t xml:space="preserve">신청자(대표자): 이재철 (서명: 이재철 (인))</w:t>
       </w:r>
     </w:p>
     <w:bookmarkEnd w:id="22"/>

--- a/docs/submission/final/appendix2_consent-form.docx
+++ b/docs/submission/final/appendix2_consent-form.docx
@@ -16,7 +16,7 @@
         <w:pStyle w:val="BlockText"/>
       </w:pPr>
       <w:r>
-        <w:t xml:space="preserve">공식 양식(docx)에 옮겨 적기 위한 작성본. 이재철 (인) 부분만 본인이 채우면 됩니다.</w:t>
+        <w:t xml:space="preserve">공식 양식(docx)에 옮겨 적기 위한 작성본. 「○○ (본인 작성)」 부분만 본인이 채우면 됩니다.</w:t>
       </w:r>
     </w:p>
     <w:bookmarkStart w:id="20" w:name="개인정보-수집이용-동의"/>

--- a/docs/submission/final/appendix2_consent-form.docx
+++ b/docs/submission/final/appendix2_consent-form.docx
@@ -170,7 +170,7 @@
         <w:pStyle w:val="Compact"/>
       </w:pPr>
       <w:r>
-        <w:t xml:space="preserve">☑ 동의함 ☐ 동의하지 않음</w:t>
+        <w:t xml:space="preserve">■ 동의함 □ 동의하지 않음</w:t>
       </w:r>
     </w:p>
     <w:bookmarkEnd w:id="20"/>
@@ -325,7 +325,7 @@
         <w:pStyle w:val="Compact"/>
       </w:pPr>
       <w:r>
-        <w:t xml:space="preserve">☑ 동의함 ☐ 동의하지 않음</w:t>
+        <w:t xml:space="preserve">■ 동의함 □ 동의하지 않음</w:t>
       </w:r>
     </w:p>
     <w:bookmarkEnd w:id="21"/>
